--- a/speechs/SPEECH ASOCIACION ESPAÑOLA CONTRA EL CANCER FINAL.docx
+++ b/speechs/SPEECH ASOCIACION ESPAÑOLA CONTRA EL CANCER FINAL.docx
@@ -1514,7 +1514,7 @@
           <w:b/>
           <w:bCs/>
         </w:rPr>
-        <w:t>¿Te animas a hacerte socio?</w:t>
+        <w:t xml:space="preserve">¿Te animas a hacerte socio de la Asociación?</w:t>
       </w:r>
     </w:p>
     <w:p>

--- a/speechs/SPEECH ASOCIACION ESPAÑOLA CONTRA EL CANCER FINAL.docx
+++ b/speechs/SPEECH ASOCIACION ESPAÑOLA CONTRA EL CANCER FINAL.docx
@@ -1210,10 +1210,10 @@
           <w:b/>
           <w:bCs/>
         </w:rPr>
-        <w:t>apenas supera el 10 %</w:t>
-      </w:r>
-      <w:r>
-        <w:t>.</w:t>
+        <w:t xml:space="preserve">apenas llega al 10 %</w:t>
+      </w:r>
+      <w:r>
+        <w:t xml:space="preserve">.</w:t>
       </w:r>
     </w:p>
     <w:p>

--- a/speechs/SPEECH ASOCIACION ESPAÑOLA CONTRA EL CANCER FINAL.docx
+++ b/speechs/SPEECH ASOCIACION ESPAÑOLA CONTRA EL CANCER FINAL.docx
@@ -1210,7 +1210,7 @@
           <w:b/>
           <w:bCs/>
         </w:rPr>
-        <w:t xml:space="preserve">apenas llega al 10 %</w:t>
+        <w:t xml:space="preserve">apenas supera el 10 %</w:t>
       </w:r>
       <w:r>
         <w:t xml:space="preserve">.</w:t>
